--- a/companies/calderwood-partners/Engagements/Key Group/2009.07.07 - Kickoff Memo - Growth Strategy.docx
+++ b/companies/calderwood-partners/Engagements/Key Group/2009.07.07 - Kickoff Memo - Growth Strategy.docx
@@ -9,22 +9,22 @@
     </w:p>
     <w:p>
       <w:r>
-        <w:t>From: Brenda Rodriguez</w:t>
+        <w:t>From: Brenda Rodriguez, Senior Consultant</w:t>
       </w:r>
     </w:p>
     <w:p>
       <w:r>
-        <w:t>Subject: Kickoff, growth strategy for Key Group</w:t>
+        <w:t>Subject: Kickoff and workplan, Growth Strategy for Key Group</w:t>
       </w:r>
     </w:p>
     <w:p>
       <w:r>
-        <w:t>We begin on July 4, 2009. The question Key Group has put to us is narrow, and I want us to keep it that way: where does Key Group's growth come from over the next several years, and what does it cost to get there. We owe them a read of the current position, a sized view of the market, a short list of growth options ranked on return and on what the company can actually execute, and a plan for the ones worth doing. Everything below serves that and nothing else. Our contact on the client side is Steven Lowe, VP Finance; requests to their staff go through his office so nobody is asked for the same file twice.</w:t>
+        <w:t>We begin on July 4, 2009, and I want us starting from the same understanding of what we owe the client. The question Key Group has put to us is a narrow one, and our job is to keep it narrow: where the company's growth comes from over the next several years, and what it costs to get there. What we hand back is a read of where the company earns today, a sized view of the market around it, a short list of growth options ranked on return and on what the company can actually execute, and a plan for the ones worth doing. Everything we do between now and the final material serves that and nothing else. Our contact on the client side is Steven Lowe, their VP Finance; requests to their staff go through his office, so no one there is asked for the same file twice.</w:t>
       </w:r>
     </w:p>
     <w:p>
       <w:r>
-        <w:t>A word on how the work breaks up. It runs roughly seven months, and I read that as three parts: a first stretch building the current position and the market sizing, a middle stretch framing and testing the options, and a final stretch on the plan and the material we hand over. We are at the front of the first part. I want the base right before we move on it, because every option we frame later is only as good as the sizing and the current-state work underneath it. That is where our time goes now.</w:t>
+        <w:t>A word on how the work divides. It runs about seven months, and I read it as three stretches: a first one building the current position and the market sizing, a middle one framing and testing the options, and a last one on the plan and the material we hand over. We are at the very front of the first stretch, and that is where our time goes now, because every option we frame later is only as sound as the sizing and the current-state work beneath it.</w:t>
       </w:r>
     </w:p>
     <w:p>
@@ -32,7 +32,7 @@
         <w:pStyle w:val="Heading2"/>
       </w:pPr>
       <w:r>
-        <w:t>The work, in the order I expect us to do it</w:t>
+        <w:t>The work, in the order I want us to take it</w:t>
       </w:r>
     </w:p>
     <w:p>
@@ -40,7 +40,7 @@
         <w:pStyle w:val="ListBullet"/>
       </w:pPr>
       <w:r>
-        <w:t>Current position. I will build the picture of where Key Group earns today, by segment and by customer, and where the base is growing or thinning. Everything else stands on this, so it goes first and I will not rush it.</w:t>
+        <w:t>Current position. I will build the picture of where the company earns today, by segment and, where the files allow, by customer, and mark where the base is growing or thinning. Everything else stands on this, so it goes first and I will not hurry it.</w:t>
       </w:r>
     </w:p>
     <w:p>
@@ -48,7 +48,7 @@
         <w:pStyle w:val="ListBullet"/>
       </w:pPr>
       <w:r>
-        <w:t>Market sizing. Daniel Leach will size the segments Key Group serves and the near ones it does not, from published sources and the client's own figures, and mark where demand is moving. Source every number; we will be asked for them.</w:t>
+        <w:t>Market sizing. Daniel Leach, you will size the segments the company serves and the near ones it does not, from published sources and the client's own figures, and mark where demand is moving. Source every number; we will be asked for them.</w:t>
       </w:r>
     </w:p>
     <w:p>
@@ -56,7 +56,7 @@
         <w:pStyle w:val="ListBullet"/>
       </w:pPr>
       <w:r>
-        <w:t>Growth options. Once the first two are solid, we frame the options: deeper penetration of the core, adjacent segments, and geographic extension. Each option arrives with what it takes and what it returns, or it does not go on the list. An option we cannot support stays off.</w:t>
+        <w:t>Growth options. Once the first two are solid, we frame the options: deeper penetration of the core, the nearest adjacent segments, and geographic extension. Each one arrives with what it takes and what it returns, or it does not go on the list.</w:t>
       </w:r>
     </w:p>
     <w:p>
@@ -64,7 +64,7 @@
         <w:pStyle w:val="ListBullet"/>
       </w:pPr>
       <w:r>
-        <w:t>Prioritization and plan. Last, we rank the options that survive and sequence the ones worth pursuing. This depends on the three above and must not run ahead of them.</w:t>
+        <w:t>Prioritization and plan. Last, we rank the options that survive and sequence the ones worth pursuing. This rests on the three above and must not run ahead of them.</w:t>
       </w:r>
     </w:p>
     <w:p>
@@ -72,17 +72,17 @@
         <w:pStyle w:val="Heading2"/>
       </w:pPr>
       <w:r>
-        <w:t>Getting started this week</w:t>
+        <w:t>What I need this week</w:t>
       </w:r>
     </w:p>
     <w:p>
       <w:r>
-        <w:t>I will send the consolidated data request to Steven Lowe and get the interviews with the segment leads on calendars. Daniel Leach, start the market sources in parallel so we are not sitting idle waiting on the client's data. Bring me your open questions before we meet the client, not after. And keep a running log of what we have asked for and what has come back, so we can show the client our working the first time a number is questioned.</w:t>
+        <w:t>I will send the consolidated data request to Steven Lowe and get the interviews with the four segment leads onto calendars. Daniel Leach, start the published market sources in parallel, so we are not idle while the client's data comes together. Bring me your open questions before we sit down with the client, not after, and keep a running log of what we have asked for and what has come back, so the first time a number is questioned we can show our working.</w:t>
       </w:r>
     </w:p>
     <w:p>
       <w:r>
-        <w:t>There is one assumption I do not want us to carry unexamined: that the segment reporting the client keeps lines up with how the market actually divides. If it does not, the sizing work changes shape and some of the current-position cuts will not tie, so I want it surfaced in the first two weeks while we can still act on it. Flag it the moment you see the segment definitions, and do not paper over a mismatch to keep the schedule; a clean base is worth more to this engagement than an early one.</w:t>
+        <w:t>There is one assumption I do not want us carrying unexamined, which is that the segment reporting the client keeps lines up with how the market actually divides. If it does not, the sizing changes shape and some of the current-position cuts will not tie, so flag it the moment you see the segment definitions, while we can still act on it. Your first task is the market sources: get them started this week, and bring me the segment definitions the day you have them.</w:t>
       </w:r>
     </w:p>
     <w:sectPr>
